--- a/doc/User story.docx
+++ b/doc/User story.docx
@@ -156,7 +156,7 @@
         </w:numPr>
       </w:pPr>
       <w:r>
-        <w:t>El sistema debe validar que los campos no estén vacíos</w:t>
+        <w:t>El sistema debe guardar el libro correctamente</w:t>
       </w:r>
     </w:p>
     <w:p>
@@ -168,18 +168,6 @@
         </w:numPr>
       </w:pPr>
       <w:r>
-        <w:t>El sistema debe guardar el libro correctamente</w:t>
-      </w:r>
-    </w:p>
-    <w:p>
-      <w:pPr>
-        <w:pStyle w:val="Prrafodelista"/>
-        <w:numPr>
-          <w:ilvl w:val="0"/>
-          <w:numId w:val="3"/>
-        </w:numPr>
-      </w:pPr>
-      <w:r>
         <w:t>Después de guardar el libro, este debe salir en la lista de libros</w:t>
       </w:r>
     </w:p>
@@ -228,7 +216,6 @@
         </w:numPr>
       </w:pPr>
       <w:r>
-        <w:lastRenderedPageBreak/>
         <w:t>Ya eliminado, el libro no debe aparecer en el listado</w:t>
       </w:r>
     </w:p>
@@ -241,6 +228,7 @@
         </w:numPr>
       </w:pPr>
       <w:r>
+        <w:lastRenderedPageBreak/>
         <w:t>Si el libro no existe, debe aparecer un mensaje de error</w:t>
       </w:r>
     </w:p>
@@ -265,15 +253,7 @@
         </w:numPr>
       </w:pPr>
       <w:r>
-        <w:t xml:space="preserve">El sistema debe </w:t>
-      </w:r>
-      <w:proofErr w:type="gramStart"/>
-      <w:r>
-        <w:t>mostrar  el</w:t>
-      </w:r>
-      <w:proofErr w:type="gramEnd"/>
-      <w:r>
-        <w:t xml:space="preserve"> listado de los libros</w:t>
+        <w:t>El sistema debe mostrar el listado de los libros</w:t>
       </w:r>
       <w:r>
         <w:t xml:space="preserve"> agregados</w:t>
@@ -570,7 +550,6 @@
                 <w:b w:val="0"/>
                 <w:bCs w:val="0"/>
               </w:rPr>
-              <w:lastRenderedPageBreak/>
               <w:t>ID</w:t>
             </w:r>
           </w:p>
@@ -655,6 +634,7 @@
           </w:tcPr>
           <w:p>
             <w:r>
+              <w:lastRenderedPageBreak/>
               <w:t>CP-01</w:t>
             </w:r>
           </w:p>
@@ -1242,11 +1222,7 @@
               <w:cnfStyle w:val="000000100000" w:firstRow="0" w:lastRow="0" w:firstColumn="0" w:lastColumn="0" w:oddVBand="0" w:evenVBand="0" w:oddHBand="1" w:evenHBand="0" w:firstRowFirstColumn="0" w:firstRowLastColumn="0" w:lastRowFirstColumn="0" w:lastRowLastColumn="0"/>
             </w:pPr>
             <w:r>
-              <w:t xml:space="preserve">El sistema muestra el listado de </w:t>
-            </w:r>
-            <w:r>
-              <w:lastRenderedPageBreak/>
-              <w:t>libros registrados.</w:t>
+              <w:t>El sistema muestra el listado de libros registrados.</w:t>
             </w:r>
           </w:p>
         </w:tc>
@@ -1893,26 +1869,24 @@
               <w:cnfStyle w:val="000000100000" w:firstRow="0" w:lastRow="0" w:firstColumn="0" w:lastColumn="0" w:oddVBand="0" w:evenVBand="0" w:oddHBand="1" w:evenHBand="0" w:firstRowFirstColumn="0" w:firstRowLastColumn="0" w:lastRowFirstColumn="0" w:lastRowLastColumn="0"/>
             </w:pPr>
             <w:r>
+              <w:t>2. Registrar devolución.</w:t>
+            </w:r>
+          </w:p>
+        </w:tc>
+        <w:tc>
+          <w:tcPr>
+            <w:tcW w:w="1766" w:type="dxa"/>
+          </w:tcPr>
+          <w:p>
+            <w:pPr>
+              <w:cnfStyle w:val="000000100000" w:firstRow="0" w:lastRow="0" w:firstColumn="0" w:lastColumn="0" w:oddVBand="0" w:evenVBand="0" w:oddHBand="1" w:evenHBand="0" w:firstRowFirstColumn="0" w:firstRowLastColumn="0" w:lastRowFirstColumn="0" w:lastRowLastColumn="0"/>
+            </w:pPr>
+            <w:r>
+              <w:t xml:space="preserve">El sistema muestra mensaje indicando que </w:t>
+            </w:r>
+            <w:r>
               <w:lastRenderedPageBreak/>
-              <w:t>2. Registrar devolución.</w:t>
-            </w:r>
-          </w:p>
-        </w:tc>
-        <w:tc>
-          <w:tcPr>
-            <w:tcW w:w="1766" w:type="dxa"/>
-          </w:tcPr>
-          <w:p>
-            <w:pPr>
-              <w:cnfStyle w:val="000000100000" w:firstRow="0" w:lastRow="0" w:firstColumn="0" w:lastColumn="0" w:oddVBand="0" w:evenVBand="0" w:oddHBand="1" w:evenHBand="0" w:firstRowFirstColumn="0" w:firstRowLastColumn="0" w:lastRowFirstColumn="0" w:lastRowLastColumn="0"/>
-            </w:pPr>
-            <w:r>
-              <w:lastRenderedPageBreak/>
-              <w:t xml:space="preserve">El sistema muestra mensaje </w:t>
-            </w:r>
-            <w:r>
-              <w:lastRenderedPageBreak/>
-              <w:t>indicando que el libro no está prestado.</w:t>
+              <w:t>el libro no está prestado.</w:t>
             </w:r>
           </w:p>
         </w:tc>
